--- a/Tim_Hunold_Sept_2026.docx
+++ b/Tim_Hunold_Sept_2026.docx
@@ -387,6 +387,9 @@
       <w:r>
         <w:t>PROFESSIONAL EXPERIENCE</w:t>
       </w:r>
+      <w:r>
+        <w:t xml:space="preserve"> (more not included)</w:t>
+      </w:r>
     </w:p>
     <w:p>
       <w:pPr>
@@ -1349,12 +1352,143 @@
       </w:r>
     </w:p>
     <w:p>
+      <w:pPr>
+        <w:pStyle w:val="Heading2"/>
+      </w:pPr>
       <w:r>
         <w:pict w14:anchorId="6F529AA5">
           <v:rect id="_x0000_i1034" style="width:0;height:1.5pt" o:hralign="center" o:hrstd="t" o:hr="t"/>
         </w:pict>
       </w:r>
-    </w:p>
+      <w:r>
+        <w:t>Primitive Logic</w:t>
+      </w:r>
+      <w:r>
+        <w:t xml:space="preserve"> — Lead Front End UI </w:t>
+      </w:r>
+      <w:r>
+        <w:t>Engineer</w:t>
+      </w:r>
+    </w:p>
+    <w:p>
+      <w:pPr>
+        <w:pStyle w:val="Heading3"/>
+      </w:pPr>
+      <w:r>
+        <w:t>Sep</w:t>
+      </w:r>
+      <w:r>
+        <w:t xml:space="preserve"> 201</w:t>
+      </w:r>
+      <w:r>
+        <w:t>4</w:t>
+      </w:r>
+      <w:r>
+        <w:t xml:space="preserve"> – </w:t>
+      </w:r>
+      <w:r>
+        <w:t>Apr</w:t>
+      </w:r>
+      <w:r>
+        <w:t xml:space="preserve"> 201</w:t>
+      </w:r>
+      <w:r>
+        <w:t>5</w:t>
+      </w:r>
+    </w:p>
+    <w:p>
+      <w:pPr>
+        <w:pStyle w:val="Compact"/>
+        <w:numPr>
+          <w:ilvl w:val="0"/>
+          <w:numId w:val="12"/>
+        </w:numPr>
+      </w:pPr>
+      <w:r>
+        <w:t>Lead revamp and compliance initiatives for major public utilities</w:t>
+      </w:r>
+      <w:r>
+        <w:t>.</w:t>
+      </w:r>
+    </w:p>
+    <w:p>
+      <w:pPr>
+        <w:pStyle w:val="Compact"/>
+        <w:numPr>
+          <w:ilvl w:val="0"/>
+          <w:numId w:val="12"/>
+        </w:numPr>
+      </w:pPr>
+      <w:r>
+        <w:t>Reduce friction for large ecommerce marketplace selling pilot program smart devices to manage thermostats, water usage/leaks</w:t>
+      </w:r>
+      <w:r>
+        <w:t>.</w:t>
+      </w:r>
+    </w:p>
+    <w:p>
+      <w:pPr>
+        <w:pStyle w:val="Compact"/>
+        <w:numPr>
+          <w:ilvl w:val="0"/>
+          <w:numId w:val="12"/>
+        </w:numPr>
+      </w:pPr>
+      <w:r>
+        <w:t>Manage teams and attend meeting in Los Angeles, San Diego and Las Vegas concurrently</w:t>
+      </w:r>
+      <w:r>
+        <w:t>.</w:t>
+      </w:r>
+    </w:p>
+    <w:p>
+      <w:pPr>
+        <w:pStyle w:val="Compact"/>
+        <w:numPr>
+          <w:ilvl w:val="0"/>
+          <w:numId w:val="12"/>
+        </w:numPr>
+      </w:pPr>
+      <w:r>
+        <w:t>Added WCAG, Bootstrap and AngularJS (1.2) to Oracle ADF framework/CMS</w:t>
+      </w:r>
+      <w:r>
+        <w:t>.</w:t>
+      </w:r>
+    </w:p>
+    <w:p>
+      <w:pPr>
+        <w:pStyle w:val="Heading3"/>
+      </w:pPr>
+      <w:r>
+        <w:t>Technologies</w:t>
+      </w:r>
+    </w:p>
+    <w:p>
+      <w:pPr>
+        <w:pStyle w:val="FirstParagraph"/>
+      </w:pPr>
+      <w:r>
+        <w:t>AngularJS 1.</w:t>
+      </w:r>
+      <w:r>
+        <w:t xml:space="preserve">2, </w:t>
+      </w:r>
+      <w:r>
+        <w:t>Node.js, GulpJS, JSON, WCAG, Handlebars</w:t>
+      </w:r>
+      <w:r>
+        <w:t>, Bootstrap</w:t>
+      </w:r>
+    </w:p>
+    <w:p>
+      <w:r>
+        <w:pict w14:anchorId="1BAD681D">
+          <v:rect id="_x0000_i1069" style="width:0;height:1.5pt" o:hralign="center" o:hrstd="t" o:hr="t"/>
+        </w:pict>
+      </w:r>
+    </w:p>
+    <w:p/>
     <w:p>
       <w:pPr>
         <w:pStyle w:val="Heading2"/>

--- a/Tim_Hunold_Sept_2026.docx
+++ b/Tim_Hunold_Sept_2026.docx
@@ -388,7 +388,13 @@
         <w:t>PROFESSIONAL EXPERIENCE</w:t>
       </w:r>
       <w:r>
-        <w:t xml:space="preserve"> (more not included)</w:t>
+        <w:t xml:space="preserve"> (</w:t>
+      </w:r>
+      <w:r>
+        <w:t>more on request</w:t>
+      </w:r>
+      <w:r>
+        <w:t>)</w:t>
       </w:r>
     </w:p>
     <w:p>
@@ -622,7 +628,7 @@
     <w:p>
       <w:r>
         <w:pict w14:anchorId="2B6D7A66">
-          <v:rect id="_x0000_i1027" style="width:0;height:1.5pt" o:hralign="center" o:hrstd="t" o:hr="t"/>
+          <v:rect id="_x0000_i1776" style="width:0;height:1.5pt" o:hralign="center" o:hrstd="t" o:hr="t"/>
         </w:pict>
       </w:r>
     </w:p>
@@ -767,7 +773,7 @@
     <w:p>
       <w:r>
         <w:pict w14:anchorId="66B6FBC8">
-          <v:rect id="_x0000_i1028" style="width:0;height:1.5pt" o:hralign="center" o:hrstd="t" o:hr="t"/>
+          <v:rect id="_x0000_i1777" style="width:0;height:1.5pt" o:hralign="center" o:hrstd="t" o:hr="t"/>
         </w:pict>
       </w:r>
     </w:p>
@@ -869,7 +875,7 @@
     <w:p>
       <w:r>
         <w:pict w14:anchorId="14E61BDF">
-          <v:rect id="_x0000_i1029" style="width:0;height:1.5pt" o:hralign="center" o:hrstd="t" o:hr="t"/>
+          <v:rect id="_x0000_i1778" style="width:0;height:1.5pt" o:hralign="center" o:hrstd="t" o:hr="t"/>
         </w:pict>
       </w:r>
     </w:p>
@@ -892,6 +898,9 @@
       <w:r>
         <w:t>Jan 2021 – Nov 2021</w:t>
       </w:r>
+      <w:r>
+        <w:t xml:space="preserve"> | Remote</w:t>
+      </w:r>
     </w:p>
     <w:p>
       <w:pPr>
@@ -953,7 +962,7 @@
     <w:p>
       <w:r>
         <w:pict w14:anchorId="5AC80949">
-          <v:rect id="_x0000_i1030" style="width:0;height:1.5pt" o:hralign="center" o:hrstd="t" o:hr="t"/>
+          <v:rect id="_x0000_i1779" style="width:0;height:1.5pt" o:hralign="center" o:hrstd="t" o:hr="t"/>
         </w:pict>
       </w:r>
     </w:p>
@@ -977,6 +986,12 @@
       <w:r>
         <w:t>Jan 2019 – Jan 2021</w:t>
       </w:r>
+      <w:r>
+        <w:t xml:space="preserve"> |</w:t>
+      </w:r>
+      <w:r>
+        <w:t xml:space="preserve"> Remote</w:t>
+      </w:r>
     </w:p>
     <w:p>
       <w:pPr>
@@ -1083,7 +1098,7 @@
     <w:p>
       <w:r>
         <w:pict w14:anchorId="4719161A">
-          <v:rect id="_x0000_i1031" style="width:0;height:1.5pt" o:hralign="center" o:hrstd="t" o:hr="t"/>
+          <v:rect id="_x0000_i1780" style="width:0;height:1.5pt" o:hralign="center" o:hrstd="t" o:hr="t"/>
         </w:pict>
       </w:r>
     </w:p>
@@ -1095,7 +1110,16 @@
       <w:bookmarkEnd w:id="18"/>
       <w:bookmarkEnd w:id="20"/>
       <w:r>
-        <w:t>Google (via TA Digital) — UX Prototyper</w:t>
+        <w:t xml:space="preserve">Google (via TA Digital) — UX </w:t>
+      </w:r>
+      <w:r>
+        <w:t xml:space="preserve">Research </w:t>
+      </w:r>
+      <w:r>
+        <w:t>Prototype</w:t>
+      </w:r>
+      <w:r>
+        <w:t>r</w:t>
       </w:r>
     </w:p>
     <w:p>
@@ -1105,6 +1129,9 @@
       <w:bookmarkStart w:id="22" w:name="mar-2019-oct-2019"/>
       <w:r>
         <w:t>Mar 2019 – Oct 2019</w:t>
+      </w:r>
+      <w:r>
+        <w:t xml:space="preserve"> | Venice, CA</w:t>
       </w:r>
     </w:p>
     <w:p>
@@ -1164,7 +1191,7 @@
     <w:p>
       <w:r>
         <w:pict w14:anchorId="2871C275">
-          <v:rect id="_x0000_i1032" style="width:0;height:1.5pt" o:hralign="center" o:hrstd="t" o:hr="t"/>
+          <v:rect id="_x0000_i1781" style="width:0;height:1.5pt" o:hralign="center" o:hrstd="t" o:hr="t"/>
         </w:pict>
       </w:r>
     </w:p>
@@ -1187,6 +1214,9 @@
       <w:r>
         <w:t>Sep 2017 – Jan 2019</w:t>
       </w:r>
+      <w:r>
+        <w:t xml:space="preserve"> | Playa Vista, CA</w:t>
+      </w:r>
     </w:p>
     <w:p>
       <w:pPr>
@@ -1259,30 +1289,52 @@
       </w:r>
     </w:p>
     <w:p>
-      <w:r>
-        <w:pict w14:anchorId="2F3DC245">
-          <v:rect id="_x0000_i1033" style="width:0;height:1.5pt" o:hralign="center" o:hrstd="t" o:hr="t"/>
-        </w:pict>
-      </w:r>
-    </w:p>
-    <w:p>
       <w:pPr>
         <w:pStyle w:val="Heading2"/>
       </w:pPr>
       <w:bookmarkStart w:id="27" w:name="legalzoom-lead-front-end-ui-architect"/>
+      <w:bookmarkStart w:id="28" w:name="technologies-9"/>
       <w:bookmarkEnd w:id="24"/>
       <w:bookmarkEnd w:id="26"/>
       <w:r>
-        <w:t>LegalZoom — Lead Front End UI Architect</w:t>
+        <w:pict w14:anchorId="7104B4BC">
+          <v:rect id="_x0000_i1789" style="width:0;height:1.5pt" o:hralign="center" o:hrstd="t" o:hr="t"/>
+        </w:pict>
+      </w:r>
+      <w:r>
+        <w:t xml:space="preserve"> </w:t>
+      </w:r>
+      <w:r>
+        <w:t>RedBull</w:t>
+      </w:r>
+      <w:r>
+        <w:t xml:space="preserve"> — Front End UI Engineer</w:t>
       </w:r>
     </w:p>
     <w:p>
       <w:pPr>
         <w:pStyle w:val="Heading3"/>
       </w:pPr>
-      <w:bookmarkStart w:id="28" w:name="apr-2015-may-2017"/>
-      <w:r>
-        <w:t>Apr 2015 – May 2017</w:t>
+      <w:r>
+        <w:t>Jan</w:t>
+      </w:r>
+      <w:r>
+        <w:t xml:space="preserve"> 2013 – </w:t>
+      </w:r>
+      <w:r>
+        <w:t>Mar</w:t>
+      </w:r>
+      <w:r>
+        <w:t xml:space="preserve"> 201</w:t>
+      </w:r>
+      <w:r>
+        <w:t>3</w:t>
+      </w:r>
+      <w:r>
+        <w:t xml:space="preserve"> | Santa Monica</w:t>
+      </w:r>
+      <w:r>
+        <w:t>, CA</w:t>
       </w:r>
     </w:p>
     <w:p>
@@ -1294,7 +1346,10 @@
         </w:numPr>
       </w:pPr>
       <w:r>
-        <w:t>Modernized enterprise front end architecture and introduced responsive web design standards.</w:t>
+        <w:t>Make heatmaps and charts for sales data</w:t>
+      </w:r>
+      <w:r>
+        <w:t>.</w:t>
       </w:r>
     </w:p>
     <w:p>
@@ -1306,7 +1361,10 @@
         </w:numPr>
       </w:pPr>
       <w:r>
-        <w:t>Built reusable pattern libraries and front end tooling ecosystems.</w:t>
+        <w:t>Help create and test employee evaluation HR toolset wingfinder.com</w:t>
+      </w:r>
+      <w:r>
+        <w:t>.</w:t>
       </w:r>
     </w:p>
     <w:p>
@@ -1318,29 +1376,179 @@
         </w:numPr>
       </w:pPr>
       <w:r>
-        <w:t>Increased performance and accelerated prototyping through custom page-building frameworks.</w:t>
-      </w:r>
-    </w:p>
-    <w:p>
-      <w:pPr>
-        <w:pStyle w:val="Compact"/>
-        <w:numPr>
-          <w:ilvl w:val="0"/>
-          <w:numId w:val="12"/>
-        </w:numPr>
-      </w:pPr>
-      <w:r>
-        <w:t>Mentored junior developers through training programs and code reviews.</w:t>
+        <w:t>Tablet-based point of sale (POS) for onsite sales projections of beverages</w:t>
+      </w:r>
+      <w:r>
+        <w:t>.</w:t>
       </w:r>
     </w:p>
     <w:p>
       <w:pPr>
         <w:pStyle w:val="Heading3"/>
       </w:pPr>
-      <w:bookmarkStart w:id="29" w:name="technologies-9"/>
+      <w:r>
+        <w:t>Technologies</w:t>
+      </w:r>
+    </w:p>
+    <w:p>
+      <w:pPr>
+        <w:pStyle w:val="FirstParagraph"/>
+      </w:pPr>
+      <w:r>
+        <w:t>ESRI GIS</w:t>
+      </w:r>
+      <w:r>
+        <w:t xml:space="preserve">, Web components, </w:t>
+      </w:r>
+      <w:r>
+        <w:t>Ecommerce, PHP, .Net</w:t>
+      </w:r>
+    </w:p>
+    <w:p>
+      <w:r>
+        <w:pict w14:anchorId="2AFF22A6">
+          <v:rect id="_x0000_i1790" style="width:0;height:1.5pt" o:hralign="center" o:bullet="t" o:hrstd="t" o:hr="t"/>
+        </w:pict>
+      </w:r>
+    </w:p>
+    <w:p>
+      <w:pPr>
+        <w:pStyle w:val="Heading2"/>
+      </w:pPr>
+      <w:bookmarkStart w:id="29" w:name="additional-experience"/>
+      <w:bookmarkEnd w:id="27"/>
       <w:bookmarkEnd w:id="28"/>
       <w:r>
-        <w:t>Technologies</w:t>
+        <w:t>Additional Experience</w:t>
+      </w:r>
+    </w:p>
+    <w:p>
+      <w:pPr>
+        <w:pStyle w:val="Heading3"/>
+      </w:pPr>
+      <w:bookmarkStart w:id="30" w:name="Xed6fe9c1e23d4243388d5d474fee19ab3b42200"/>
+      <w:r>
+        <w:t>Cedars Sinai Hospital — Enterprise Web Developer UI/CMS</w:t>
+      </w:r>
+    </w:p>
+    <w:p>
+      <w:pPr>
+        <w:pStyle w:val="Heading3"/>
+      </w:pPr>
+      <w:bookmarkStart w:id="31" w:name="ayzenberg-sr-front-end-ui-engineer"/>
+      <w:bookmarkEnd w:id="30"/>
+      <w:r>
+        <w:t>Ayzenberg — Sr Front End UI Engineer</w:t>
+      </w:r>
+    </w:p>
+    <w:p>
+      <w:pPr>
+        <w:pStyle w:val="Heading3"/>
+      </w:pPr>
+      <w:bookmarkStart w:id="32" w:name="X6ac1597c69368caca1768c20f11fa93f4b1c31c"/>
+      <w:bookmarkEnd w:id="31"/>
+      <w:r>
+        <w:t>HealthDataVision — Sr Front End UI Engineer</w:t>
+      </w:r>
+    </w:p>
+    <w:p>
+      <w:pPr>
+        <w:pStyle w:val="Heading3"/>
+      </w:pPr>
+      <w:bookmarkStart w:id="33" w:name="lynda.com-sr-front-end-ui-engineer"/>
+      <w:bookmarkEnd w:id="32"/>
+      <w:r>
+        <w:t>Lynda.com — Sr Front End UI Engineer</w:t>
+      </w:r>
+    </w:p>
+    <w:p>
+      <w:pPr>
+        <w:pStyle w:val="Heading3"/>
+      </w:pPr>
+      <w:bookmarkStart w:id="34" w:name="X9e773987a90726a8ac0928ee22e4378fba6b574"/>
+      <w:bookmarkEnd w:id="33"/>
+      <w:r>
+        <w:t>Walmart Labs / Accenture — Sr Front End Consultant</w:t>
+      </w:r>
+    </w:p>
+    <w:p>
+      <w:pPr>
+        <w:pStyle w:val="Heading3"/>
+      </w:pPr>
+      <w:bookmarkStart w:id="35" w:name="yahoo-sports-sr-front-end-ui-engineer"/>
+      <w:bookmarkEnd w:id="34"/>
+      <w:r>
+        <w:t>Yahoo Sports — Sr Front End UI Engineer</w:t>
+      </w:r>
+    </w:p>
+    <w:p>
+      <w:pPr>
+        <w:pStyle w:val="Heading3"/>
+      </w:pPr>
+      <w:bookmarkStart w:id="36" w:name="beachbody-sr-front-end-ui-engineer-lead"/>
+      <w:bookmarkEnd w:id="35"/>
+      <w:r>
+        <w:t>BeachBody — Sr Front End UI Engineer / Lead</w:t>
+      </w:r>
+    </w:p>
+    <w:p>
+      <w:pPr>
+        <w:pStyle w:val="Heading3"/>
+      </w:pPr>
+      <w:bookmarkStart w:id="37" w:name="nfl-enterprise-web-developer-uicms"/>
+      <w:bookmarkEnd w:id="36"/>
+      <w:r>
+        <w:t>NFL — Enterprise Web Developer UI/CMS</w:t>
+      </w:r>
+    </w:p>
+    <w:p>
+      <w:pPr>
+        <w:pStyle w:val="Heading3"/>
+      </w:pPr>
+      <w:bookmarkStart w:id="38" w:name="herbalife-enterprise-web-developer-uicms"/>
+      <w:bookmarkEnd w:id="37"/>
+      <w:r>
+        <w:t>Herbalife — Enterprise Web Developer UI/CMS</w:t>
+      </w:r>
+    </w:p>
+    <w:p>
+      <w:pPr>
+        <w:pStyle w:val="Heading3"/>
+      </w:pPr>
+      <w:bookmarkStart w:id="39" w:name="experian-enterprise-web-developer"/>
+      <w:bookmarkEnd w:id="38"/>
+      <w:r>
+        <w:t>Experian — Enterprise Web Developer</w:t>
+      </w:r>
+    </w:p>
+    <w:p>
+      <w:pPr>
+        <w:pStyle w:val="Heading3"/>
+      </w:pPr>
+      <w:bookmarkStart w:id="40" w:name="Xf8ed53e2a348a603c124defeb3a8a388586a8a1"/>
+      <w:bookmarkEnd w:id="39"/>
+      <w:r>
+        <w:t>Sony Pictures Home Entertainment — Web Developer</w:t>
+      </w:r>
+    </w:p>
+    <w:p>
+      <w:pPr>
+        <w:pStyle w:val="Heading3"/>
+      </w:pPr>
+      <w:bookmarkStart w:id="41" w:name="X6006c0408f7a2aa7018a53ede55c87924513d43"/>
+      <w:bookmarkEnd w:id="40"/>
+      <w:r>
+        <w:t>Taco Bell / Sapient / Kaiser Permanente — Freelance Web Developer</w:t>
+      </w:r>
+    </w:p>
+    <w:p>
+      <w:pPr>
+        <w:pStyle w:val="Heading3"/>
+      </w:pPr>
+      <w:bookmarkStart w:id="42" w:name="rbid.com-cto-employee-1"/>
+      <w:bookmarkEnd w:id="41"/>
+      <w:r>
+        <w:t>Rbid.com — CTO / Employee #1</w:t>
       </w:r>
     </w:p>
     <w:p>
@@ -1348,120 +1556,63 @@
         <w:pStyle w:val="FirstParagraph"/>
       </w:pPr>
       <w:r>
-        <w:t>AngularJS 1.6 / Angular 2, Node.js, GulpJS, JSON, WCAG, Handlebars</w:t>
-      </w:r>
-    </w:p>
-    <w:p>
-      <w:pPr>
-        <w:pStyle w:val="Heading2"/>
-      </w:pPr>
-      <w:r>
-        <w:pict w14:anchorId="6F529AA5">
-          <v:rect id="_x0000_i1034" style="width:0;height:1.5pt" o:hralign="center" o:hrstd="t" o:hr="t"/>
+        <w:t>More</w:t>
+      </w:r>
+      <w:r>
+        <w:t xml:space="preserve"> experience available upon request.</w:t>
+      </w:r>
+    </w:p>
+    <w:p>
+      <w:r>
+        <w:pict w14:anchorId="4F039404">
+          <v:rect id="_x0000_i1783" style="width:0;height:1.5pt" o:hralign="center" o:hrstd="t" o:hr="t"/>
         </w:pict>
       </w:r>
-      <w:r>
-        <w:t>Primitive Logic</w:t>
-      </w:r>
-      <w:r>
-        <w:t xml:space="preserve"> — Lead Front End UI </w:t>
-      </w:r>
-      <w:r>
-        <w:t>Engineer</w:t>
+    </w:p>
+    <w:p>
+      <w:pPr>
+        <w:pStyle w:val="Heading1"/>
+      </w:pPr>
+      <w:bookmarkStart w:id="43" w:name="technical-skills"/>
+      <w:bookmarkEnd w:id="3"/>
+      <w:bookmarkEnd w:id="29"/>
+      <w:bookmarkEnd w:id="42"/>
+      <w:r>
+        <w:lastRenderedPageBreak/>
+        <w:t>TECHNICAL SKILLS</w:t>
       </w:r>
     </w:p>
     <w:p>
       <w:pPr>
         <w:pStyle w:val="Heading3"/>
       </w:pPr>
-      <w:r>
-        <w:t>Sep</w:t>
-      </w:r>
-      <w:r>
-        <w:t xml:space="preserve"> 201</w:t>
-      </w:r>
-      <w:r>
-        <w:t>4</w:t>
-      </w:r>
-      <w:r>
-        <w:t xml:space="preserve"> – </w:t>
-      </w:r>
-      <w:r>
-        <w:t>Apr</w:t>
-      </w:r>
-      <w:r>
-        <w:t xml:space="preserve"> 201</w:t>
-      </w:r>
-      <w:r>
-        <w:t>5</w:t>
-      </w:r>
-    </w:p>
-    <w:p>
-      <w:pPr>
-        <w:pStyle w:val="Compact"/>
-        <w:numPr>
-          <w:ilvl w:val="0"/>
-          <w:numId w:val="12"/>
-        </w:numPr>
-      </w:pPr>
-      <w:r>
-        <w:t>Lead revamp and compliance initiatives for major public utilities</w:t>
-      </w:r>
-      <w:r>
-        <w:t>.</w:t>
-      </w:r>
-    </w:p>
-    <w:p>
-      <w:pPr>
-        <w:pStyle w:val="Compact"/>
-        <w:numPr>
-          <w:ilvl w:val="0"/>
-          <w:numId w:val="12"/>
-        </w:numPr>
-      </w:pPr>
-      <w:r>
-        <w:t>Reduce friction for large ecommerce marketplace selling pilot program smart devices to manage thermostats, water usage/leaks</w:t>
-      </w:r>
-      <w:r>
-        <w:t>.</w:t>
-      </w:r>
-    </w:p>
-    <w:p>
-      <w:pPr>
-        <w:pStyle w:val="Compact"/>
-        <w:numPr>
-          <w:ilvl w:val="0"/>
-          <w:numId w:val="12"/>
-        </w:numPr>
-      </w:pPr>
-      <w:r>
-        <w:t>Manage teams and attend meeting in Los Angeles, San Diego and Las Vegas concurrently</w:t>
-      </w:r>
-      <w:r>
-        <w:t>.</w:t>
-      </w:r>
-    </w:p>
-    <w:p>
-      <w:pPr>
-        <w:pStyle w:val="Compact"/>
-        <w:numPr>
-          <w:ilvl w:val="0"/>
-          <w:numId w:val="12"/>
-        </w:numPr>
-      </w:pPr>
-      <w:r>
-        <w:t>Added WCAG, Bootstrap and AngularJS (1.2) to Oracle ADF framework/CMS</w:t>
-      </w:r>
-      <w:r>
-        <w:t>.</w:t>
+      <w:bookmarkStart w:id="44" w:name="front-end-frameworks"/>
+      <w:r>
+        <w:t>Front End &amp; Frameworks</w:t>
+      </w:r>
+    </w:p>
+    <w:p>
+      <w:pPr>
+        <w:pStyle w:val="FirstParagraph"/>
+      </w:pPr>
+      <w:r>
+        <w:t xml:space="preserve">Angular (2–20), </w:t>
+      </w:r>
+      <w:r>
+        <w:t>React.js</w:t>
+      </w:r>
+      <w:r>
+        <w:t>, Svelte, AngularJS, Bootstrap, Material Design, HTML5, CSS3, SCSS/SASS, JavaScript, TypeScript, jQuery</w:t>
       </w:r>
     </w:p>
     <w:p>
       <w:pPr>
         <w:pStyle w:val="Heading3"/>
       </w:pPr>
-      <w:r>
-        <w:t>Technologies</w:t>
+      <w:bookmarkStart w:id="45" w:name="visualization-ui"/>
+      <w:bookmarkEnd w:id="44"/>
+      <w:r>
+        <w:t>Visualization &amp; UI</w:t>
       </w:r>
     </w:p>
     <w:p>
@@ -1469,183 +1620,188 @@
         <w:pStyle w:val="FirstParagraph"/>
       </w:pPr>
       <w:r>
-        <w:t>AngularJS 1.</w:t>
-      </w:r>
-      <w:r>
-        <w:t xml:space="preserve">2, </w:t>
-      </w:r>
-      <w:r>
-        <w:t>Node.js, GulpJS, JSON, WCAG, Handlebars</w:t>
-      </w:r>
-      <w:r>
-        <w:t>, Bootstrap</w:t>
-      </w:r>
-    </w:p>
-    <w:p>
-      <w:r>
-        <w:pict w14:anchorId="1BAD681D">
-          <v:rect id="_x0000_i1069" style="width:0;height:1.5pt" o:hralign="center" o:hrstd="t" o:hr="t"/>
+        <w:t>D3.js, Highcharts, AG-Grid, PrimeNG, UX Prototyping, Adobe XD, Responsive Design, Design Systems</w:t>
+      </w:r>
+    </w:p>
+    <w:p>
+      <w:pPr>
+        <w:pStyle w:val="Heading3"/>
+      </w:pPr>
+      <w:bookmarkStart w:id="46" w:name="platforms-devops"/>
+      <w:bookmarkEnd w:id="45"/>
+      <w:r>
+        <w:t>Platforms &amp; DevOps</w:t>
+      </w:r>
+    </w:p>
+    <w:p>
+      <w:pPr>
+        <w:pStyle w:val="FirstParagraph"/>
+      </w:pPr>
+      <w:r>
+        <w:t xml:space="preserve">Node.js, NPM, Docker, AWS, Linux, CI/CD Pipelines, Git, Bitbucket, </w:t>
+      </w:r>
+      <w:r>
+        <w:t>GitHub</w:t>
+      </w:r>
+      <w:r>
+        <w:t>, Webpack, Grunt, Gulp</w:t>
+      </w:r>
+    </w:p>
+    <w:p>
+      <w:pPr>
+        <w:pStyle w:val="Heading3"/>
+      </w:pPr>
+      <w:bookmarkStart w:id="47" w:name="cms-enterprise-platforms"/>
+      <w:bookmarkEnd w:id="46"/>
+      <w:r>
+        <w:t>CMS &amp; Enterprise Platforms</w:t>
+      </w:r>
+    </w:p>
+    <w:p>
+      <w:pPr>
+        <w:pStyle w:val="FirstParagraph"/>
+      </w:pPr>
+      <w:r>
+        <w:t>WordPress, Adobe Experience Manager (AEM), SharePoint, TeamSite</w:t>
+      </w:r>
+    </w:p>
+    <w:p>
+      <w:pPr>
+        <w:pStyle w:val="Heading3"/>
+      </w:pPr>
+      <w:bookmarkStart w:id="48" w:name="accessibility-standards"/>
+      <w:bookmarkEnd w:id="47"/>
+      <w:r>
+        <w:t>Accessibility &amp; Standards</w:t>
+      </w:r>
+    </w:p>
+    <w:p>
+      <w:pPr>
+        <w:pStyle w:val="FirstParagraph"/>
+      </w:pPr>
+      <w:r>
+        <w:t>WCAG 2.1 AA, ADA, Section 508, ARIA Standards, SEO, OpenGraph</w:t>
+      </w:r>
+    </w:p>
+    <w:p>
+      <w:r>
+        <w:pict w14:anchorId="575242D4">
+          <v:rect id="_x0000_i1784" style="width:0;height:1.5pt" o:hralign="center" o:hrstd="t" o:hr="t"/>
         </w:pict>
       </w:r>
     </w:p>
-    <w:p/>
-    <w:p>
-      <w:pPr>
-        <w:pStyle w:val="Heading2"/>
-      </w:pPr>
-      <w:bookmarkStart w:id="30" w:name="additional-experience"/>
-      <w:bookmarkEnd w:id="27"/>
-      <w:bookmarkEnd w:id="29"/>
+    <w:p>
+      <w:pPr>
+        <w:pStyle w:val="Heading1"/>
+      </w:pPr>
+      <w:bookmarkStart w:id="49" w:name="leadership-highlights"/>
+      <w:bookmarkEnd w:id="43"/>
+      <w:bookmarkEnd w:id="48"/>
+      <w:r>
+        <w:t>LEADERSHIP HIGHLIGHTS</w:t>
+      </w:r>
+    </w:p>
+    <w:p>
+      <w:pPr>
+        <w:pStyle w:val="Compact"/>
+        <w:numPr>
+          <w:ilvl w:val="0"/>
+          <w:numId w:val="13"/>
+        </w:numPr>
+      </w:pPr>
+      <w:r>
+        <w:t>Managed and mentored distributed organizations of up to 150+ engineers.</w:t>
+      </w:r>
+    </w:p>
+    <w:p>
+      <w:pPr>
+        <w:pStyle w:val="Compact"/>
+        <w:numPr>
+          <w:ilvl w:val="0"/>
+          <w:numId w:val="13"/>
+        </w:numPr>
+      </w:pPr>
+      <w:r>
+        <w:t>Established enterprise coding standards and accessibility compliance practices.</w:t>
+      </w:r>
+    </w:p>
+    <w:p>
+      <w:pPr>
+        <w:pStyle w:val="Compact"/>
+        <w:numPr>
+          <w:ilvl w:val="0"/>
+          <w:numId w:val="13"/>
+        </w:numPr>
+      </w:pPr>
+      <w:r>
+        <w:t>Built internal training programs and development mentorship initiatives.</w:t>
+      </w:r>
+    </w:p>
+    <w:p>
+      <w:pPr>
+        <w:pStyle w:val="Compact"/>
+        <w:numPr>
+          <w:ilvl w:val="0"/>
+          <w:numId w:val="13"/>
+        </w:numPr>
+      </w:pPr>
+      <w:r>
+        <w:t>Led digital business transformation initiatives across multiple Fortune 500 organizations.</w:t>
+      </w:r>
+    </w:p>
+    <w:p>
+      <w:pPr>
+        <w:pStyle w:val="Compact"/>
+        <w:numPr>
+          <w:ilvl w:val="0"/>
+          <w:numId w:val="13"/>
+        </w:numPr>
+      </w:pPr>
+      <w:r>
+        <w:t>Extensive experience interfacing with executives, product owners, stakeholders, and offshore teams.</w:t>
+      </w:r>
+    </w:p>
+    <w:p>
+      <w:r>
+        <w:pict w14:anchorId="09DAB601">
+          <v:rect id="_x0000_i1785" style="width:0;height:1.5pt" o:hralign="center" o:hrstd="t" o:hr="t"/>
+        </w:pict>
+      </w:r>
+    </w:p>
+    <w:p>
+      <w:pPr>
+        <w:pStyle w:val="Heading1"/>
+      </w:pPr>
+      <w:bookmarkStart w:id="50" w:name="select-clients-organizations"/>
+      <w:bookmarkEnd w:id="49"/>
+      <w:r>
+        <w:t>SELECT CLIENTS &amp; ORGANIZATIONS</w:t>
+      </w:r>
+    </w:p>
+    <w:p>
+      <w:pPr>
+        <w:pStyle w:val="FirstParagraph"/>
+      </w:pPr>
+      <w:r>
+        <w:t>Google, Adobe, IMAX, Fox, Bose, Kia, Hyundai, Vizio, State of Oklahoma, City of Los Angeles, Yahoo, Walmart, NFL, Red Bull, AT&amp;T, DirecTV, Fitbit, Taco Bell, Herbalife, Sony Pictures, NBCUniversal, Aristocrat Gaming, Los Angeles Superior Court</w:t>
+      </w:r>
+    </w:p>
+    <w:p>
+      <w:r>
+        <w:pict w14:anchorId="268508ED">
+          <v:rect id="_x0000_i1786" style="width:0;height:1.5pt" o:hralign="center" o:hrstd="t" o:hr="t"/>
+        </w:pict>
+      </w:r>
+    </w:p>
+    <w:p>
+      <w:pPr>
+        <w:pStyle w:val="Heading1"/>
+      </w:pPr>
+      <w:bookmarkStart w:id="51" w:name="certifications-continuing-education"/>
+      <w:bookmarkEnd w:id="50"/>
       <w:r>
         <w:lastRenderedPageBreak/>
-        <w:t>Additional Experience</w:t>
-      </w:r>
-    </w:p>
-    <w:p>
-      <w:pPr>
-        <w:pStyle w:val="Heading3"/>
-      </w:pPr>
-      <w:bookmarkStart w:id="31" w:name="Xed6fe9c1e23d4243388d5d474fee19ab3b42200"/>
-      <w:r>
-        <w:t>Cedars Sinai Hospital — Enterprise Web Developer UI/CMS</w:t>
-      </w:r>
-    </w:p>
-    <w:p>
-      <w:pPr>
-        <w:pStyle w:val="Heading3"/>
-      </w:pPr>
-      <w:r>
-        <w:t>Primitive Logic — Sr Front End UI Engineer Lead</w:t>
-      </w:r>
-    </w:p>
-    <w:p>
-      <w:pPr>
-        <w:pStyle w:val="Heading3"/>
-      </w:pPr>
-      <w:bookmarkStart w:id="32" w:name="ayzenberg-sr-front-end-ui-engineer"/>
-      <w:bookmarkEnd w:id="31"/>
-      <w:r>
-        <w:t>Ayzenberg — Sr Front End UI Engineer</w:t>
-      </w:r>
-    </w:p>
-    <w:p>
-      <w:pPr>
-        <w:pStyle w:val="Heading3"/>
-      </w:pPr>
-      <w:bookmarkStart w:id="33" w:name="X6ac1597c69368caca1768c20f11fa93f4b1c31c"/>
-      <w:bookmarkEnd w:id="32"/>
-      <w:r>
-        <w:t>HealthDataVision — Sr Front End UI Engineer</w:t>
-      </w:r>
-    </w:p>
-    <w:p>
-      <w:pPr>
-        <w:pStyle w:val="Heading3"/>
-      </w:pPr>
-      <w:bookmarkStart w:id="34" w:name="lynda.com-sr-front-end-ui-engineer"/>
-      <w:bookmarkEnd w:id="33"/>
-      <w:r>
-        <w:t>Lynda.com — Sr Front End UI Engineer</w:t>
-      </w:r>
-    </w:p>
-    <w:p>
-      <w:pPr>
-        <w:pStyle w:val="Heading3"/>
-      </w:pPr>
-      <w:bookmarkStart w:id="35" w:name="X26e27906fbcd7b4a92c2ae82c611a20713d7913"/>
-      <w:bookmarkEnd w:id="34"/>
-      <w:r>
-        <w:t>Fox Film Distribution — Sr Front End UI Architect</w:t>
-      </w:r>
-    </w:p>
-    <w:p>
-      <w:pPr>
-        <w:pStyle w:val="Heading3"/>
-      </w:pPr>
-      <w:bookmarkStart w:id="36" w:name="X9e773987a90726a8ac0928ee22e4378fba6b574"/>
-      <w:bookmarkEnd w:id="35"/>
-      <w:r>
-        <w:t>Walmart Labs / Accenture — Sr Front End Consultant</w:t>
-      </w:r>
-    </w:p>
-    <w:p>
-      <w:pPr>
-        <w:pStyle w:val="Heading3"/>
-      </w:pPr>
-      <w:bookmarkStart w:id="37" w:name="yahoo-sports-sr-front-end-ui-engineer"/>
-      <w:bookmarkEnd w:id="36"/>
-      <w:r>
-        <w:t>Yahoo Sports — Sr Front End UI Engineer</w:t>
-      </w:r>
-    </w:p>
-    <w:p>
-      <w:pPr>
-        <w:pStyle w:val="Heading3"/>
-      </w:pPr>
-      <w:bookmarkStart w:id="38" w:name="beachbody-sr-front-end-ui-engineer-lead"/>
-      <w:bookmarkEnd w:id="37"/>
-      <w:r>
-        <w:t>BeachBody — Sr Front End UI Engineer / Lead</w:t>
-      </w:r>
-    </w:p>
-    <w:p>
-      <w:pPr>
-        <w:pStyle w:val="Heading3"/>
-      </w:pPr>
-      <w:bookmarkStart w:id="39" w:name="nfl-enterprise-web-developer-uicms"/>
-      <w:bookmarkEnd w:id="38"/>
-      <w:r>
-        <w:t>NFL — Enterprise Web Developer UI/CMS</w:t>
-      </w:r>
-    </w:p>
-    <w:p>
-      <w:pPr>
-        <w:pStyle w:val="Heading3"/>
-      </w:pPr>
-      <w:bookmarkStart w:id="40" w:name="herbalife-enterprise-web-developer-uicms"/>
-      <w:bookmarkEnd w:id="39"/>
-      <w:r>
-        <w:t>Herbalife — Enterprise Web Developer UI/CMS</w:t>
-      </w:r>
-    </w:p>
-    <w:p>
-      <w:pPr>
-        <w:pStyle w:val="Heading3"/>
-      </w:pPr>
-      <w:bookmarkStart w:id="41" w:name="experian-enterprise-web-developer"/>
-      <w:bookmarkEnd w:id="40"/>
-      <w:r>
-        <w:t>Experian — Enterprise Web Developer</w:t>
-      </w:r>
-    </w:p>
-    <w:p>
-      <w:pPr>
-        <w:pStyle w:val="Heading3"/>
-      </w:pPr>
-      <w:bookmarkStart w:id="42" w:name="Xf8ed53e2a348a603c124defeb3a8a388586a8a1"/>
-      <w:bookmarkEnd w:id="41"/>
-      <w:r>
-        <w:t>Sony Pictures Home Entertainment — Web Developer</w:t>
-      </w:r>
-    </w:p>
-    <w:p>
-      <w:pPr>
-        <w:pStyle w:val="Heading3"/>
-      </w:pPr>
-      <w:bookmarkStart w:id="43" w:name="X6006c0408f7a2aa7018a53ede55c87924513d43"/>
-      <w:bookmarkEnd w:id="42"/>
-      <w:r>
-        <w:t>Taco Bell / Sapient / Kaiser Permanente — Freelance Web Developer</w:t>
-      </w:r>
-    </w:p>
-    <w:p>
-      <w:pPr>
-        <w:pStyle w:val="Heading3"/>
-      </w:pPr>
-      <w:bookmarkStart w:id="44" w:name="rbid.com-cto-employee-1"/>
-      <w:bookmarkEnd w:id="43"/>
-      <w:r>
-        <w:t>Rbid.com — CTO / Employee #1</w:t>
+        <w:t>CERTIFICATIONS &amp; CONTINUING EDUCATION</w:t>
       </w:r>
     </w:p>
     <w:p>
@@ -1653,13 +1809,121 @@
         <w:pStyle w:val="FirstParagraph"/>
       </w:pPr>
       <w:r>
-        <w:t>Additional experience available upon request.</w:t>
-      </w:r>
-    </w:p>
-    <w:p>
-      <w:r>
-        <w:pict w14:anchorId="4F039404">
-          <v:rect id="_x0000_i1035" style="width:0;height:1.5pt" o:hralign="center" o:hrstd="t" o:hr="t"/>
+        <w:t>LinkedIn Learning Certifications including:</w:t>
+      </w:r>
+    </w:p>
+    <w:p>
+      <w:pPr>
+        <w:pStyle w:val="Compact"/>
+        <w:numPr>
+          <w:ilvl w:val="0"/>
+          <w:numId w:val="14"/>
+        </w:numPr>
+      </w:pPr>
+      <w:r>
+        <w:t>Angular Ecosystems</w:t>
+      </w:r>
+    </w:p>
+    <w:p>
+      <w:pPr>
+        <w:pStyle w:val="Compact"/>
+        <w:numPr>
+          <w:ilvl w:val="0"/>
+          <w:numId w:val="14"/>
+        </w:numPr>
+      </w:pPr>
+      <w:r>
+        <w:t>Angular Material Design</w:t>
+      </w:r>
+    </w:p>
+    <w:p>
+      <w:pPr>
+        <w:pStyle w:val="Compact"/>
+        <w:numPr>
+          <w:ilvl w:val="0"/>
+          <w:numId w:val="14"/>
+        </w:numPr>
+      </w:pPr>
+      <w:r>
+        <w:t>Angular Security</w:t>
+      </w:r>
+    </w:p>
+    <w:p>
+      <w:pPr>
+        <w:pStyle w:val="Compact"/>
+        <w:numPr>
+          <w:ilvl w:val="0"/>
+          <w:numId w:val="14"/>
+        </w:numPr>
+      </w:pPr>
+      <w:r>
+        <w:t>Learning the Angular CLI</w:t>
+      </w:r>
+    </w:p>
+    <w:p>
+      <w:pPr>
+        <w:pStyle w:val="Compact"/>
+        <w:numPr>
+          <w:ilvl w:val="0"/>
+          <w:numId w:val="14"/>
+        </w:numPr>
+      </w:pPr>
+      <w:r>
+        <w:t>Cutting-Edge CSS</w:t>
+      </w:r>
+    </w:p>
+    <w:p>
+      <w:pPr>
+        <w:pStyle w:val="Compact"/>
+        <w:numPr>
+          <w:ilvl w:val="0"/>
+          <w:numId w:val="14"/>
+        </w:numPr>
+      </w:pPr>
+      <w:r>
+        <w:t>CSS Animation</w:t>
+      </w:r>
+    </w:p>
+    <w:p>
+      <w:pPr>
+        <w:pStyle w:val="Compact"/>
+        <w:numPr>
+          <w:ilvl w:val="0"/>
+          <w:numId w:val="14"/>
+        </w:numPr>
+      </w:pPr>
+      <w:r>
+        <w:t>JavaScript Async Programming</w:t>
+      </w:r>
+    </w:p>
+    <w:p>
+      <w:pPr>
+        <w:pStyle w:val="Compact"/>
+        <w:numPr>
+          <w:ilvl w:val="0"/>
+          <w:numId w:val="14"/>
+        </w:numPr>
+      </w:pPr>
+      <w:r>
+        <w:t>GDPR Fundamentals</w:t>
+      </w:r>
+    </w:p>
+    <w:p>
+      <w:pPr>
+        <w:pStyle w:val="Compact"/>
+        <w:numPr>
+          <w:ilvl w:val="0"/>
+          <w:numId w:val="14"/>
+        </w:numPr>
+      </w:pPr>
+      <w:r>
+        <w:t>Leadership &amp; Change Management</w:t>
+      </w:r>
+    </w:p>
+    <w:p>
+      <w:r>
+        <w:pict w14:anchorId="58B4274A">
+          <v:rect id="_x0000_i1787" style="width:0;height:1.5pt" o:hralign="center" o:hrstd="t" o:hr="t"/>
         </w:pict>
       </w:r>
     </w:p>
@@ -1667,431 +1931,73 @@
       <w:pPr>
         <w:pStyle w:val="Heading1"/>
       </w:pPr>
-      <w:bookmarkStart w:id="45" w:name="technical-skills"/>
-      <w:bookmarkEnd w:id="3"/>
-      <w:bookmarkEnd w:id="30"/>
-      <w:bookmarkEnd w:id="44"/>
-      <w:r>
-        <w:t>TECHNICAL SKILLS</w:t>
-      </w:r>
-    </w:p>
-    <w:p>
-      <w:pPr>
-        <w:pStyle w:val="Heading3"/>
-      </w:pPr>
-      <w:bookmarkStart w:id="46" w:name="front-end-frameworks"/>
-      <w:r>
-        <w:t>Front End &amp; Frameworks</w:t>
-      </w:r>
-    </w:p>
-    <w:p>
-      <w:pPr>
-        <w:pStyle w:val="FirstParagraph"/>
-      </w:pPr>
-      <w:r>
-        <w:t xml:space="preserve">Angular (2–20), </w:t>
-      </w:r>
-      <w:r>
-        <w:t>React.js</w:t>
-      </w:r>
-      <w:r>
-        <w:t>, Svelte, AngularJS, Bootstrap, Material Design, HTML5, CSS3, SCSS/SASS, JavaScript, TypeScript, jQuery</w:t>
-      </w:r>
-    </w:p>
-    <w:p>
-      <w:pPr>
-        <w:pStyle w:val="Heading3"/>
-      </w:pPr>
-      <w:bookmarkStart w:id="47" w:name="visualization-ui"/>
-      <w:bookmarkEnd w:id="46"/>
-      <w:r>
-        <w:t>Visualization &amp; UI</w:t>
-      </w:r>
-    </w:p>
-    <w:p>
-      <w:pPr>
-        <w:pStyle w:val="FirstParagraph"/>
-      </w:pPr>
-      <w:r>
-        <w:t>D3.js, Highcharts, AG-Grid, PrimeNG, UX Prototyping, Adobe XD, Responsive Design, Design Systems</w:t>
-      </w:r>
-    </w:p>
-    <w:p>
-      <w:pPr>
-        <w:pStyle w:val="Heading3"/>
-      </w:pPr>
-      <w:bookmarkStart w:id="48" w:name="platforms-devops"/>
-      <w:bookmarkEnd w:id="47"/>
-      <w:r>
-        <w:lastRenderedPageBreak/>
-        <w:t>Platforms &amp; DevOps</w:t>
-      </w:r>
-    </w:p>
-    <w:p>
-      <w:pPr>
-        <w:pStyle w:val="FirstParagraph"/>
-      </w:pPr>
-      <w:r>
-        <w:t xml:space="preserve">Node.js, NPM, Docker, AWS, Linux, CI/CD Pipelines, Git, Bitbucket, </w:t>
+      <w:bookmarkStart w:id="52" w:name="additional-information"/>
+      <w:bookmarkEnd w:id="51"/>
+      <w:r>
+        <w:t>ADDITIONAL INFORMATION</w:t>
+      </w:r>
+    </w:p>
+    <w:p>
+      <w:pPr>
+        <w:pStyle w:val="Compact"/>
+        <w:numPr>
+          <w:ilvl w:val="0"/>
+          <w:numId w:val="15"/>
+        </w:numPr>
+      </w:pPr>
+      <w:r>
+        <w:t>U.S. Citizen</w:t>
+      </w:r>
+    </w:p>
+    <w:p>
+      <w:pPr>
+        <w:pStyle w:val="Compact"/>
+        <w:numPr>
+          <w:ilvl w:val="0"/>
+          <w:numId w:val="15"/>
+        </w:numPr>
+      </w:pPr>
+      <w:r>
+        <w:t>No relocation preferred</w:t>
+      </w:r>
+    </w:p>
+    <w:p>
+      <w:pPr>
+        <w:pStyle w:val="Compact"/>
+        <w:numPr>
+          <w:ilvl w:val="0"/>
+          <w:numId w:val="15"/>
+        </w:numPr>
+      </w:pPr>
+      <w:r>
+        <w:t>Available for senior architecture, UX/UI leadership, modernization, consulting, and mentoring roles</w:t>
+      </w:r>
+    </w:p>
+    <w:p>
+      <w:pPr>
+        <w:pStyle w:val="Compact"/>
+        <w:numPr>
+          <w:ilvl w:val="0"/>
+          <w:numId w:val="15"/>
+        </w:numPr>
+      </w:pPr>
+      <w:r>
+        <w:t xml:space="preserve">Portfolio and </w:t>
       </w:r>
       <w:r>
         <w:t>GitHub</w:t>
       </w:r>
       <w:r>
-        <w:t>, Webpack, Grunt, Gulp</w:t>
-      </w:r>
-    </w:p>
-    <w:p>
-      <w:pPr>
-        <w:pStyle w:val="Heading3"/>
-      </w:pPr>
-      <w:bookmarkStart w:id="49" w:name="cms-enterprise-platforms"/>
-      <w:bookmarkEnd w:id="48"/>
-      <w:r>
-        <w:t>CMS &amp; Enterprise Platforms</w:t>
-      </w:r>
-    </w:p>
-    <w:p>
-      <w:pPr>
-        <w:pStyle w:val="FirstParagraph"/>
-      </w:pPr>
-      <w:r>
-        <w:t>WordPress, Adobe Experience Manager (AEM), SharePoint, TeamSite</w:t>
-      </w:r>
-    </w:p>
-    <w:p>
-      <w:pPr>
-        <w:pStyle w:val="Heading3"/>
-      </w:pPr>
-      <w:bookmarkStart w:id="50" w:name="accessibility-standards"/>
-      <w:bookmarkEnd w:id="49"/>
-      <w:r>
-        <w:t>Accessibility &amp; Standards</w:t>
-      </w:r>
-    </w:p>
-    <w:p>
-      <w:pPr>
-        <w:pStyle w:val="FirstParagraph"/>
-      </w:pPr>
-      <w:r>
-        <w:t>WCAG 2.1 AA, ADA, Section 508, ARIA Standards, SEO, OpenGraph</w:t>
-      </w:r>
-    </w:p>
-    <w:p>
-      <w:r>
-        <w:pict w14:anchorId="575242D4">
-          <v:rect id="_x0000_i1036" style="width:0;height:1.5pt" o:hralign="center" o:hrstd="t" o:hr="t"/>
+        <w:t xml:space="preserve"> projects available upon request</w:t>
+      </w:r>
+    </w:p>
+    <w:p>
+      <w:r>
+        <w:pict w14:anchorId="12542EC2">
+          <v:rect id="_x0000_i1788" style="width:0;height:1.5pt" o:hralign="center" o:hrstd="t" o:hr="t"/>
         </w:pict>
       </w:r>
-    </w:p>
-    <w:p>
-      <w:pPr>
-        <w:pStyle w:val="Heading1"/>
-      </w:pPr>
-      <w:bookmarkStart w:id="51" w:name="leadership-highlights"/>
-      <w:bookmarkEnd w:id="45"/>
-      <w:bookmarkEnd w:id="50"/>
-      <w:r>
-        <w:t>LEADERSHIP HIGHLIGHTS</w:t>
-      </w:r>
-    </w:p>
-    <w:p>
-      <w:pPr>
-        <w:pStyle w:val="Compact"/>
-        <w:numPr>
-          <w:ilvl w:val="0"/>
-          <w:numId w:val="13"/>
-        </w:numPr>
-      </w:pPr>
-      <w:r>
-        <w:t>Managed and mentored distributed organizations of up to 150+ engineers.</w:t>
-      </w:r>
-    </w:p>
-    <w:p>
-      <w:pPr>
-        <w:pStyle w:val="Compact"/>
-        <w:numPr>
-          <w:ilvl w:val="0"/>
-          <w:numId w:val="13"/>
-        </w:numPr>
-      </w:pPr>
-      <w:r>
-        <w:t>Established enterprise coding standards and accessibility compliance practices.</w:t>
-      </w:r>
-    </w:p>
-    <w:p>
-      <w:pPr>
-        <w:pStyle w:val="Compact"/>
-        <w:numPr>
-          <w:ilvl w:val="0"/>
-          <w:numId w:val="13"/>
-        </w:numPr>
-      </w:pPr>
-      <w:r>
-        <w:t>Built internal training programs and development mentorship initiatives.</w:t>
-      </w:r>
-    </w:p>
-    <w:p>
-      <w:pPr>
-        <w:pStyle w:val="Compact"/>
-        <w:numPr>
-          <w:ilvl w:val="0"/>
-          <w:numId w:val="13"/>
-        </w:numPr>
-      </w:pPr>
-      <w:r>
-        <w:t>Led digital business transformation initiatives across multiple Fortune 500 organizations.</w:t>
-      </w:r>
-    </w:p>
-    <w:p>
-      <w:pPr>
-        <w:pStyle w:val="Compact"/>
-        <w:numPr>
-          <w:ilvl w:val="0"/>
-          <w:numId w:val="13"/>
-        </w:numPr>
-      </w:pPr>
-      <w:r>
-        <w:t>Extensive experience interfacing with executives, product owners, stakeholders, and offshore teams.</w:t>
-      </w:r>
-    </w:p>
-    <w:p>
-      <w:r>
-        <w:pict w14:anchorId="09DAB601">
-          <v:rect id="_x0000_i1037" style="width:0;height:1.5pt" o:hralign="center" o:hrstd="t" o:hr="t"/>
-        </w:pict>
-      </w:r>
-    </w:p>
-    <w:p>
-      <w:pPr>
-        <w:pStyle w:val="Heading1"/>
-      </w:pPr>
-      <w:bookmarkStart w:id="52" w:name="select-clients-organizations"/>
-      <w:bookmarkEnd w:id="51"/>
-      <w:r>
-        <w:t>SELECT CLIENTS &amp; ORGANIZATIONS</w:t>
-      </w:r>
-    </w:p>
-    <w:p>
-      <w:pPr>
-        <w:pStyle w:val="FirstParagraph"/>
-      </w:pPr>
-      <w:r>
-        <w:t>Google, Adobe, IMAX, Fox, Bose, Kia, Hyundai, Vizio, State of Oklahoma, City of Los Angeles, Yahoo, Walmart, NFL, Red Bull, AT&amp;T, DirecTV, Fitbit, Taco Bell, Herbalife, Sony Pictures, NBCUniversal, Aristocrat Gaming, Los Angeles Superior Court</w:t>
-      </w:r>
-    </w:p>
-    <w:p>
-      <w:r>
-        <w:pict w14:anchorId="268508ED">
-          <v:rect id="_x0000_i1038" style="width:0;height:1.5pt" o:hralign="center" o:hrstd="t" o:hr="t"/>
-        </w:pict>
-      </w:r>
-    </w:p>
-    <w:p>
-      <w:pPr>
-        <w:pStyle w:val="Heading1"/>
-      </w:pPr>
-      <w:bookmarkStart w:id="53" w:name="certifications-continuing-education"/>
       <w:bookmarkEnd w:id="52"/>
-      <w:r>
-        <w:t>CERTIFICATIONS &amp; CONTINUING EDUCATION</w:t>
-      </w:r>
-    </w:p>
-    <w:p>
-      <w:pPr>
-        <w:pStyle w:val="FirstParagraph"/>
-      </w:pPr>
-      <w:r>
-        <w:t>LinkedIn Learning Certifications including:</w:t>
-      </w:r>
-    </w:p>
-    <w:p>
-      <w:pPr>
-        <w:pStyle w:val="Compact"/>
-        <w:numPr>
-          <w:ilvl w:val="0"/>
-          <w:numId w:val="14"/>
-        </w:numPr>
-      </w:pPr>
-      <w:r>
-        <w:t>Angular Ecosystems</w:t>
-      </w:r>
-    </w:p>
-    <w:p>
-      <w:pPr>
-        <w:pStyle w:val="Compact"/>
-        <w:numPr>
-          <w:ilvl w:val="0"/>
-          <w:numId w:val="14"/>
-        </w:numPr>
-      </w:pPr>
-      <w:r>
-        <w:t>Angular Material Design</w:t>
-      </w:r>
-    </w:p>
-    <w:p>
-      <w:pPr>
-        <w:pStyle w:val="Compact"/>
-        <w:numPr>
-          <w:ilvl w:val="0"/>
-          <w:numId w:val="14"/>
-        </w:numPr>
-      </w:pPr>
-      <w:r>
-        <w:t>Angular Security</w:t>
-      </w:r>
-    </w:p>
-    <w:p>
-      <w:pPr>
-        <w:pStyle w:val="Compact"/>
-        <w:numPr>
-          <w:ilvl w:val="0"/>
-          <w:numId w:val="14"/>
-        </w:numPr>
-      </w:pPr>
-      <w:r>
-        <w:t>Learning the Angular CLI</w:t>
-      </w:r>
-    </w:p>
-    <w:p>
-      <w:pPr>
-        <w:pStyle w:val="Compact"/>
-        <w:numPr>
-          <w:ilvl w:val="0"/>
-          <w:numId w:val="14"/>
-        </w:numPr>
-      </w:pPr>
-      <w:r>
-        <w:t>Cutting-Edge CSS</w:t>
-      </w:r>
-    </w:p>
-    <w:p>
-      <w:pPr>
-        <w:pStyle w:val="Compact"/>
-        <w:numPr>
-          <w:ilvl w:val="0"/>
-          <w:numId w:val="14"/>
-        </w:numPr>
-      </w:pPr>
-      <w:r>
-        <w:lastRenderedPageBreak/>
-        <w:t>CSS Animation</w:t>
-      </w:r>
-    </w:p>
-    <w:p>
-      <w:pPr>
-        <w:pStyle w:val="Compact"/>
-        <w:numPr>
-          <w:ilvl w:val="0"/>
-          <w:numId w:val="14"/>
-        </w:numPr>
-      </w:pPr>
-      <w:r>
-        <w:t>JavaScript Async Programming</w:t>
-      </w:r>
-    </w:p>
-    <w:p>
-      <w:pPr>
-        <w:pStyle w:val="Compact"/>
-        <w:numPr>
-          <w:ilvl w:val="0"/>
-          <w:numId w:val="14"/>
-        </w:numPr>
-      </w:pPr>
-      <w:r>
-        <w:t>GDPR Fundamentals</w:t>
-      </w:r>
-    </w:p>
-    <w:p>
-      <w:pPr>
-        <w:pStyle w:val="Compact"/>
-        <w:numPr>
-          <w:ilvl w:val="0"/>
-          <w:numId w:val="14"/>
-        </w:numPr>
-      </w:pPr>
-      <w:r>
-        <w:t>Leadership &amp; Change Management</w:t>
-      </w:r>
-    </w:p>
-    <w:p>
-      <w:r>
-        <w:pict w14:anchorId="58B4274A">
-          <v:rect id="_x0000_i1039" style="width:0;height:1.5pt" o:hralign="center" o:hrstd="t" o:hr="t"/>
-        </w:pict>
-      </w:r>
-    </w:p>
-    <w:p>
-      <w:pPr>
-        <w:pStyle w:val="Heading1"/>
-      </w:pPr>
-      <w:bookmarkStart w:id="54" w:name="additional-information"/>
-      <w:bookmarkEnd w:id="53"/>
-      <w:r>
-        <w:t>ADDITIONAL INFORMATION</w:t>
-      </w:r>
-    </w:p>
-    <w:p>
-      <w:pPr>
-        <w:pStyle w:val="Compact"/>
-        <w:numPr>
-          <w:ilvl w:val="0"/>
-          <w:numId w:val="15"/>
-        </w:numPr>
-      </w:pPr>
-      <w:r>
-        <w:t>U.S. Citizen</w:t>
-      </w:r>
-    </w:p>
-    <w:p>
-      <w:pPr>
-        <w:pStyle w:val="Compact"/>
-        <w:numPr>
-          <w:ilvl w:val="0"/>
-          <w:numId w:val="15"/>
-        </w:numPr>
-      </w:pPr>
-      <w:r>
-        <w:t>No relocation preferred</w:t>
-      </w:r>
-    </w:p>
-    <w:p>
-      <w:pPr>
-        <w:pStyle w:val="Compact"/>
-        <w:numPr>
-          <w:ilvl w:val="0"/>
-          <w:numId w:val="15"/>
-        </w:numPr>
-      </w:pPr>
-      <w:r>
-        <w:t>Available for senior architecture, UX/UI leadership, modernization, consulting, and mentoring roles</w:t>
-      </w:r>
-    </w:p>
-    <w:p>
-      <w:pPr>
-        <w:pStyle w:val="Compact"/>
-        <w:numPr>
-          <w:ilvl w:val="0"/>
-          <w:numId w:val="15"/>
-        </w:numPr>
-      </w:pPr>
-      <w:r>
-        <w:t xml:space="preserve">Portfolio and </w:t>
-      </w:r>
-      <w:r>
-        <w:t>GitHub</w:t>
-      </w:r>
-      <w:r>
-        <w:t xml:space="preserve"> projects available upon request</w:t>
-      </w:r>
-    </w:p>
-    <w:p>
-      <w:r>
-        <w:pict w14:anchorId="12542EC2">
-          <v:rect id="_x0000_i1040" style="width:0;height:1.5pt" o:hralign="center" o:hrstd="t" o:hr="t"/>
-        </w:pict>
-      </w:r>
-      <w:bookmarkEnd w:id="54"/>
     </w:p>
     <w:sectPr>
       <w:footnotePr>
@@ -2107,6 +2013,11 @@
 
 <file path=word/numbering.xml><?xml version="1.0" encoding="utf-8"?>
 <w:numbering xmlns:wpc="http://schemas.microsoft.com/office/word/2010/wordprocessingCanvas" xmlns:cx="http://schemas.microsoft.com/office/drawing/2014/chartex" xmlns:cx1="http://schemas.microsoft.com/office/drawing/2015/9/8/chartex" xmlns:cx2="http://schemas.microsoft.com/office/drawing/2015/10/21/chartex" xmlns:cx3="http://schemas.microsoft.com/office/drawing/2016/5/9/chartex" xmlns:cx4="http://schemas.microsoft.com/office/drawing/2016/5/10/chartex" xmlns:cx5="http://schemas.microsoft.com/office/drawing/2016/5/11/chartex" xmlns:cx6="http://schemas.microsoft.com/office/drawing/2016/5/12/chartex" xmlns:cx7="http://schemas.microsoft.com/office/drawing/2016/5/13/chartex" xmlns:cx8="http://schemas.microsoft.com/office/drawing/2016/5/14/chartex" xmlns:mc="http://schemas.openxmlformats.org/markup-compatibility/2006" xmlns:aink="http://schemas.microsoft.com/office/drawing/2016/ink" xmlns:am3d="http://schemas.microsoft.com/office/drawing/2017/model3d" xmlns:o="urn:schemas-microsoft-com:office:office" xmlns:oel="http://schemas.microsoft.com/office/2019/extlst" xmlns:r="http://schemas.openxmlformats.org/officeDocument/2006/relationships" xmlns:m="http://schemas.openxmlformats.org/officeDocument/2006/math" xmlns:v="urn:schemas-microsoft-com:vml" xmlns:wp14="http://schemas.microsoft.com/office/word/2010/wordprocessingDrawing" xmlns:wp="http://schemas.openxmlformats.org/drawingml/2006/wordprocessingDrawing" xmlns:w10="urn:schemas-microsoft-com:office:word" xmlns:w="http://schemas.openxmlformats.org/wordprocessingml/2006/main" xmlns:w14="http://schemas.microsoft.com/office/word/2010/wordml" xmlns:w15="http://schemas.microsoft.com/office/word/2012/wordml" xmlns:w16cex="http://schemas.microsoft.com/office/word/2018/wordml/cex" xmlns:w16cid="http://schemas.microsoft.com/office/word/2016/wordml/cid" xmlns:w16="http://schemas.microsoft.com/office/word/2018/wordml" xmlns:w16du="http://schemas.microsoft.com/office/word/2023/wordml/word16du" xmlns:w16sdtdh="http://schemas.microsoft.com/office/word/2020/wordml/sdtdatahash" xmlns:w16sdtfl="http://schemas.microsoft.com/office/word/2024/wordml/sdtformatlock" xmlns:w16se="http://schemas.microsoft.com/office/word/2015/wordml/symex" xmlns:wpg="http://schemas.microsoft.com/office/word/2010/wordprocessingGroup" xmlns:wpi="http://schemas.microsoft.com/office/word/2010/wordprocessingInk" xmlns:wne="http://schemas.microsoft.com/office/word/2006/wordml" xmlns:wps="http://schemas.microsoft.com/office/word/2010/wordprocessingShape" mc:Ignorable="w14 w15 w16se w16cid w16 w16cex w16sdtdh w16sdtfl w16du wp14">
+  <w:numPicBullet w:numPicBulletId="0">
+    <w:pict>
+      <v:rect id="_x0000_i1025" style="width:0;height:1.5pt" o:hralign="center" o:bullet="t" o:hrstd="t" o:hr="t"/>
+    </w:pict>
+  </w:numPicBullet>
   <w:abstractNum w:abstractNumId="0" w15:restartNumberingAfterBreak="0">
     <w:nsid w:val="0000A990"/>
     <w:multiLevelType w:val="multilevel"/>

--- a/Tim_Hunold_Sept_2026.docx
+++ b/Tim_Hunold_Sept_2026.docx
@@ -40,7 +40,7 @@
     <w:p>
       <w:r>
         <w:pict w14:anchorId="65BEE576">
-          <v:rect id="_x0000_i1025" style="width:0;height:1.5pt" o:hralign="center" o:hrstd="t" o:hr="t"/>
+          <v:rect id="_x0000_i1026" style="width:0;height:1.5pt" o:hralign="center" o:hrstd="t" o:hr="t"/>
         </w:pict>
       </w:r>
     </w:p>
@@ -372,7 +372,7 @@
     <w:p>
       <w:r>
         <w:pict w14:anchorId="6775C0AC">
-          <v:rect id="_x0000_i1026" style="width:0;height:1.5pt" o:hralign="center" o:hrstd="t" o:hr="t"/>
+          <v:rect id="_x0000_i1027" style="width:0;height:1.5pt" o:hralign="center" o:hrstd="t" o:hr="t"/>
         </w:pict>
       </w:r>
     </w:p>
@@ -622,13 +622,16 @@
         <w:t>GitHub</w:t>
       </w:r>
       <w:r>
+        <w:t>, LocalStorage</w:t>
+      </w:r>
+      <w:r>
         <w:t>.</w:t>
       </w:r>
     </w:p>
     <w:p>
       <w:r>
         <w:pict w14:anchorId="2B6D7A66">
-          <v:rect id="_x0000_i1776" style="width:0;height:1.5pt" o:hralign="center" o:hrstd="t" o:hr="t"/>
+          <v:rect id="_x0000_i1028" style="width:0;height:1.5pt" o:hralign="center" o:hrstd="t" o:hr="t"/>
         </w:pict>
       </w:r>
     </w:p>
@@ -773,7 +776,7 @@
     <w:p>
       <w:r>
         <w:pict w14:anchorId="66B6FBC8">
-          <v:rect id="_x0000_i1777" style="width:0;height:1.5pt" o:hralign="center" o:hrstd="t" o:hr="t"/>
+          <v:rect id="_x0000_i1029" style="width:0;height:1.5pt" o:hralign="center" o:hrstd="t" o:hr="t"/>
         </w:pict>
       </w:r>
     </w:p>
@@ -875,7 +878,7 @@
     <w:p>
       <w:r>
         <w:pict w14:anchorId="14E61BDF">
-          <v:rect id="_x0000_i1778" style="width:0;height:1.5pt" o:hralign="center" o:hrstd="t" o:hr="t"/>
+          <v:rect id="_x0000_i1030" style="width:0;height:1.5pt" o:hralign="center" o:hrstd="t" o:hr="t"/>
         </w:pict>
       </w:r>
     </w:p>
@@ -962,7 +965,7 @@
     <w:p>
       <w:r>
         <w:pict w14:anchorId="5AC80949">
-          <v:rect id="_x0000_i1779" style="width:0;height:1.5pt" o:hralign="center" o:hrstd="t" o:hr="t"/>
+          <v:rect id="_x0000_i1031" style="width:0;height:1.5pt" o:hralign="center" o:hrstd="t" o:hr="t"/>
         </w:pict>
       </w:r>
     </w:p>
@@ -1094,11 +1097,17 @@
       <w:r>
         <w:t>, TypeScript, JavaScript, AWS, Adobe Experience Manager, D3, Highcharts, CSS/SCSS</w:t>
       </w:r>
+      <w:r>
+        <w:t>, LocalStorage</w:t>
+      </w:r>
+      <w:r>
+        <w:t>, Cloud (AWS, GCP, Akamai)</w:t>
+      </w:r>
     </w:p>
     <w:p>
       <w:r>
         <w:pict w14:anchorId="4719161A">
-          <v:rect id="_x0000_i1780" style="width:0;height:1.5pt" o:hralign="center" o:hrstd="t" o:hr="t"/>
+          <v:rect id="_x0000_i1032" style="width:0;height:1.5pt" o:hralign="center" o:hrstd="t" o:hr="t"/>
         </w:pict>
       </w:r>
     </w:p>
@@ -1187,11 +1196,14 @@
       <w:r>
         <w:t>Angular 8, TypeScript, Node.js, D3, Dart, Google Analytics</w:t>
       </w:r>
+      <w:r>
+        <w:t>, Cloud (GCP, Akamai)</w:t>
+      </w:r>
     </w:p>
     <w:p>
       <w:r>
         <w:pict w14:anchorId="2871C275">
-          <v:rect id="_x0000_i1781" style="width:0;height:1.5pt" o:hralign="center" o:hrstd="t" o:hr="t"/>
+          <v:rect id="_x0000_i1033" style="width:0;height:1.5pt" o:hralign="center" o:hrstd="t" o:hr="t"/>
         </w:pict>
       </w:r>
     </w:p>
@@ -1298,7 +1310,7 @@
       <w:bookmarkEnd w:id="26"/>
       <w:r>
         <w:pict w14:anchorId="7104B4BC">
-          <v:rect id="_x0000_i1789" style="width:0;height:1.5pt" o:hralign="center" o:hrstd="t" o:hr="t"/>
+          <v:rect id="_x0000_i1034" style="width:0;height:1.5pt" o:hralign="center" o:hrstd="t" o:hr="t"/>
         </w:pict>
       </w:r>
       <w:r>
@@ -1407,7 +1419,7 @@
     <w:p>
       <w:r>
         <w:pict w14:anchorId="2AFF22A6">
-          <v:rect id="_x0000_i1790" style="width:0;height:1.5pt" o:hralign="center" o:bullet="t" o:hrstd="t" o:hr="t"/>
+          <v:rect id="_x0000_i1035" style="width:0;height:1.5pt" o:hralign="center" o:bullet="t" o:hrstd="t" o:hr="t"/>
         </w:pict>
       </w:r>
     </w:p>
@@ -1556,16 +1568,13 @@
         <w:pStyle w:val="FirstParagraph"/>
       </w:pPr>
       <w:r>
-        <w:t>More</w:t>
-      </w:r>
-      <w:r>
-        <w:t xml:space="preserve"> experience available upon request.</w:t>
+        <w:t>More experience available upon request.</w:t>
       </w:r>
     </w:p>
     <w:p>
       <w:r>
         <w:pict w14:anchorId="4F039404">
-          <v:rect id="_x0000_i1783" style="width:0;height:1.5pt" o:hralign="center" o:hrstd="t" o:hr="t"/>
+          <v:rect id="_x0000_i1036" style="width:0;height:1.5pt" o:hralign="center" o:hrstd="t" o:hr="t"/>
         </w:pict>
       </w:r>
     </w:p>
@@ -1686,7 +1695,7 @@
     <w:p>
       <w:r>
         <w:pict w14:anchorId="575242D4">
-          <v:rect id="_x0000_i1784" style="width:0;height:1.5pt" o:hralign="center" o:hrstd="t" o:hr="t"/>
+          <v:rect id="_x0000_i1037" style="width:0;height:1.5pt" o:hralign="center" o:hrstd="t" o:hr="t"/>
         </w:pict>
       </w:r>
     </w:p>
@@ -1764,7 +1773,7 @@
     <w:p>
       <w:r>
         <w:pict w14:anchorId="09DAB601">
-          <v:rect id="_x0000_i1785" style="width:0;height:1.5pt" o:hralign="center" o:hrstd="t" o:hr="t"/>
+          <v:rect id="_x0000_i1038" style="width:0;height:1.5pt" o:hralign="center" o:hrstd="t" o:hr="t"/>
         </w:pict>
       </w:r>
     </w:p>
@@ -1789,7 +1798,7 @@
     <w:p>
       <w:r>
         <w:pict w14:anchorId="268508ED">
-          <v:rect id="_x0000_i1786" style="width:0;height:1.5pt" o:hralign="center" o:hrstd="t" o:hr="t"/>
+          <v:rect id="_x0000_i1039" style="width:0;height:1.5pt" o:hralign="center" o:hrstd="t" o:hr="t"/>
         </w:pict>
       </w:r>
     </w:p>
@@ -1923,7 +1932,7 @@
     <w:p>
       <w:r>
         <w:pict w14:anchorId="58B4274A">
-          <v:rect id="_x0000_i1787" style="width:0;height:1.5pt" o:hralign="center" o:hrstd="t" o:hr="t"/>
+          <v:rect id="_x0000_i1040" style="width:0;height:1.5pt" o:hralign="center" o:hrstd="t" o:hr="t"/>
         </w:pict>
       </w:r>
     </w:p>
@@ -1994,7 +2003,7 @@
     <w:p>
       <w:r>
         <w:pict w14:anchorId="12542EC2">
-          <v:rect id="_x0000_i1788" style="width:0;height:1.5pt" o:hralign="center" o:hrstd="t" o:hr="t"/>
+          <v:rect id="_x0000_i1041" style="width:0;height:1.5pt" o:hralign="center" o:hrstd="t" o:hr="t"/>
         </w:pict>
       </w:r>
       <w:bookmarkEnd w:id="52"/>
